--- a/templates/growth_scan.docx
+++ b/templates/growth_scan.docx
@@ -40,6 +40,7 @@
           </w:tcPr>
           <w:p>
             <w:pPr>
+              <w:keepNext/>
               <w:spacing w:before="20" w:after="20"/>
             </w:pPr>
             <w:r>
@@ -58,6 +59,7 @@
           </w:tcPr>
           <w:p>
             <w:pPr>
+              <w:keepNext/>
               <w:spacing w:before="20" w:after="20"/>
             </w:pPr>
             <w:r>
@@ -76,6 +78,7 @@
           </w:tcPr>
           <w:p>
             <w:pPr>
+              <w:keepNext/>
               <w:spacing w:before="20" w:after="20"/>
             </w:pPr>
             <w:r>
@@ -94,6 +97,7 @@
           </w:tcPr>
           <w:p>
             <w:pPr>
+              <w:keepNext/>
               <w:spacing w:before="20" w:after="20"/>
             </w:pPr>
             <w:r>
@@ -117,6 +121,7 @@
           </w:tcPr>
           <w:p>
             <w:pPr>
+              <w:keepNext/>
               <w:spacing w:before="20" w:after="20"/>
             </w:pPr>
             <w:r>
@@ -135,6 +140,7 @@
           </w:tcPr>
           <w:p>
             <w:pPr>
+              <w:keepNext/>
               <w:spacing w:before="20" w:after="20"/>
             </w:pPr>
             <w:r>
@@ -153,6 +159,7 @@
           </w:tcPr>
           <w:p>
             <w:pPr>
+              <w:keepNext/>
               <w:spacing w:before="20" w:after="20"/>
             </w:pPr>
             <w:r>
@@ -171,6 +178,7 @@
           </w:tcPr>
           <w:p>
             <w:pPr>
+              <w:keepNext/>
               <w:spacing w:before="20" w:after="20"/>
             </w:pPr>
             <w:r>
@@ -194,6 +202,7 @@
           </w:tcPr>
           <w:p>
             <w:pPr>
+              <w:keepNext/>
               <w:spacing w:before="20" w:after="20"/>
             </w:pPr>
             <w:r>
@@ -212,6 +221,7 @@
           </w:tcPr>
           <w:p>
             <w:pPr>
+              <w:keepNext/>
               <w:spacing w:before="20" w:after="20"/>
             </w:pPr>
             <w:r>
@@ -230,6 +240,7 @@
           </w:tcPr>
           <w:p>
             <w:pPr>
+              <w:keepNext/>
               <w:spacing w:before="20" w:after="20"/>
             </w:pPr>
             <w:r>
@@ -248,6 +259,7 @@
           </w:tcPr>
           <w:p>
             <w:pPr>
+              <w:keepNext/>
               <w:spacing w:before="20" w:after="20"/>
             </w:pPr>
             <w:r>
@@ -472,6 +484,7 @@
           </w:tcPr>
           <w:p>
             <w:pPr>
+              <w:keepNext/>
               <w:spacing w:before="20" w:after="20"/>
             </w:pPr>
             <w:r>
@@ -490,6 +503,7 @@
           </w:tcPr>
           <w:p>
             <w:pPr>
+              <w:keepNext/>
               <w:spacing w:before="20" w:after="20"/>
               <w:jc w:val="center"/>
             </w:pPr>
@@ -509,6 +523,7 @@
           </w:tcPr>
           <w:p>
             <w:pPr>
+              <w:keepNext/>
               <w:spacing w:before="20" w:after="20"/>
               <w:jc w:val="center"/>
             </w:pPr>
@@ -533,6 +548,7 @@
           </w:tcPr>
           <w:p>
             <w:pPr>
+              <w:keepNext/>
               <w:spacing w:before="20" w:after="20"/>
             </w:pPr>
             <w:r>
@@ -551,6 +567,7 @@
           </w:tcPr>
           <w:p>
             <w:pPr>
+              <w:keepNext/>
               <w:spacing w:before="20" w:after="20"/>
               <w:jc w:val="center"/>
             </w:pPr>
@@ -570,6 +587,7 @@
           </w:tcPr>
           <w:p>
             <w:pPr>
+              <w:keepNext/>
               <w:spacing w:before="20" w:after="20"/>
               <w:jc w:val="center"/>
             </w:pPr>
@@ -687,6 +705,7 @@
           </w:tcPr>
           <w:p>
             <w:pPr>
+              <w:keepNext/>
               <w:spacing w:before="20" w:after="20"/>
             </w:pPr>
             <w:r>
@@ -705,6 +724,7 @@
           </w:tcPr>
           <w:p>
             <w:pPr>
+              <w:keepNext/>
               <w:spacing w:before="20" w:after="20"/>
               <w:jc w:val="center"/>
             </w:pPr>
@@ -724,6 +744,7 @@
           </w:tcPr>
           <w:p>
             <w:pPr>
+              <w:keepNext/>
               <w:spacing w:before="20" w:after="20"/>
               <w:jc w:val="center"/>
             </w:pPr>
@@ -743,6 +764,7 @@
           </w:tcPr>
           <w:p>
             <w:pPr>
+              <w:keepNext/>
               <w:spacing w:before="20" w:after="20"/>
               <w:jc w:val="center"/>
             </w:pPr>
@@ -767,6 +789,7 @@
           </w:tcPr>
           <w:p>
             <w:pPr>
+              <w:keepNext/>
               <w:spacing w:before="20" w:after="20"/>
             </w:pPr>
             <w:r>
@@ -785,6 +808,7 @@
           </w:tcPr>
           <w:p>
             <w:pPr>
+              <w:keepNext/>
               <w:spacing w:before="20" w:after="20"/>
               <w:jc w:val="center"/>
             </w:pPr>
@@ -804,6 +828,7 @@
           </w:tcPr>
           <w:p>
             <w:pPr>
+              <w:keepNext/>
               <w:spacing w:before="20" w:after="20"/>
             </w:pPr>
             <w:r>
@@ -822,6 +847,7 @@
           </w:tcPr>
           <w:p>
             <w:pPr>
+              <w:keepNext/>
               <w:spacing w:before="20" w:after="20"/>
               <w:jc w:val="center"/>
             </w:pPr>
@@ -846,6 +872,7 @@
           </w:tcPr>
           <w:p>
             <w:pPr>
+              <w:keepNext/>
               <w:spacing w:before="20" w:after="20"/>
             </w:pPr>
             <w:r>
@@ -864,6 +891,7 @@
           </w:tcPr>
           <w:p>
             <w:pPr>
+              <w:keepNext/>
               <w:spacing w:before="20" w:after="20"/>
               <w:jc w:val="center"/>
             </w:pPr>
@@ -883,6 +911,7 @@
           </w:tcPr>
           <w:p>
             <w:pPr>
+              <w:keepNext/>
               <w:spacing w:before="20" w:after="20"/>
             </w:pPr>
             <w:r>
@@ -901,6 +930,7 @@
           </w:tcPr>
           <w:p>
             <w:pPr>
+              <w:keepNext/>
               <w:spacing w:before="20" w:after="20"/>
               <w:jc w:val="center"/>
             </w:pPr>
@@ -925,6 +955,7 @@
           </w:tcPr>
           <w:p>
             <w:pPr>
+              <w:keepNext/>
               <w:spacing w:before="20" w:after="20"/>
             </w:pPr>
             <w:r>
@@ -943,6 +974,7 @@
           </w:tcPr>
           <w:p>
             <w:pPr>
+              <w:keepNext/>
               <w:spacing w:before="20" w:after="20"/>
               <w:jc w:val="center"/>
             </w:pPr>
@@ -962,6 +994,7 @@
           </w:tcPr>
           <w:p>
             <w:pPr>
+              <w:keepNext/>
               <w:spacing w:before="20" w:after="20"/>
             </w:pPr>
             <w:r>
@@ -980,6 +1013,7 @@
           </w:tcPr>
           <w:p>
             <w:pPr>
+              <w:keepNext/>
               <w:spacing w:before="20" w:after="20"/>
               <w:jc w:val="center"/>
             </w:pPr>
@@ -1378,6 +1412,7 @@
           </w:tcPr>
           <w:p>
             <w:pPr>
+              <w:keepNext/>
               <w:spacing w:before="20" w:after="20"/>
             </w:pPr>
             <w:r>
@@ -1396,6 +1431,7 @@
           </w:tcPr>
           <w:p>
             <w:pPr>
+              <w:keepNext/>
               <w:spacing w:before="20" w:after="20"/>
               <w:jc w:val="center"/>
             </w:pPr>
@@ -1420,6 +1456,7 @@
           </w:tcPr>
           <w:p>
             <w:pPr>
+              <w:keepNext/>
               <w:spacing w:before="20" w:after="20"/>
             </w:pPr>
             <w:r>
@@ -1438,6 +1475,7 @@
           </w:tcPr>
           <w:p>
             <w:pPr>
+              <w:keepNext/>
               <w:spacing w:before="20" w:after="20"/>
               <w:jc w:val="center"/>
             </w:pPr>
@@ -1462,6 +1500,7 @@
           </w:tcPr>
           <w:p>
             <w:pPr>
+              <w:keepNext/>
               <w:spacing w:before="20" w:after="20"/>
             </w:pPr>
             <w:r>
@@ -1480,6 +1519,7 @@
           </w:tcPr>
           <w:p>
             <w:pPr>
+              <w:keepNext/>
               <w:spacing w:before="20" w:after="20"/>
               <w:jc w:val="center"/>
             </w:pPr>
@@ -1504,6 +1544,7 @@
           </w:tcPr>
           <w:p>
             <w:pPr>
+              <w:keepNext/>
               <w:spacing w:before="20" w:after="20"/>
             </w:pPr>
             <w:r>
@@ -1522,6 +1563,7 @@
           </w:tcPr>
           <w:p>
             <w:pPr>
+              <w:keepNext/>
               <w:spacing w:before="20" w:after="20"/>
               <w:jc w:val="center"/>
             </w:pPr>
@@ -1546,6 +1588,7 @@
           </w:tcPr>
           <w:p>
             <w:pPr>
+              <w:keepNext/>
               <w:spacing w:before="20" w:after="20"/>
             </w:pPr>
             <w:r>
@@ -1564,6 +1607,7 @@
           </w:tcPr>
           <w:p>
             <w:pPr>
+              <w:keepNext/>
               <w:spacing w:before="20" w:after="20"/>
               <w:jc w:val="center"/>
             </w:pPr>
@@ -1739,7 +1783,7 @@
     <w:sectPr>
       <w:footerReference w:type="default" r:id="rId9"/>
       <w:pgSz w:w="11909" w:h="16834"/>
-      <w:pgMar w:top="2160" w:right="1080" w:bottom="1440" w:left="1080" w:header="720" w:footer="648" w:gutter="0"/>
+      <w:pgMar w:top="2160" w:right="1080" w:bottom="2664" w:left="1080" w:header="720" w:footer="2160" w:gutter="0"/>
       <w:cols w:space="720"/>
       <w:docGrid w:linePitch="360"/>
     </w:sectPr>

--- a/templates/growth_scan.docx
+++ b/templates/growth_scan.docx
@@ -27,7 +27,7 @@
         <w:gridCol w:w="1872"/>
         <w:gridCol w:w="3528"/>
         <w:gridCol w:w="1655"/>
-        <w:gridCol w:w="2692"/>
+        <w:gridCol w:w="3148"/>
       </w:tblGrid>
       <w:tr>
         <w:trPr>
@@ -92,7 +92,7 @@
         </w:tc>
         <w:tc>
           <w:tcPr>
-            <w:tcW w:type="dxa" w:w="2693"/>
+            <w:tcW w:type="dxa" w:w="3149"/>
             <w:vAlign w:val="center"/>
           </w:tcPr>
           <w:p>
@@ -173,7 +173,7 @@
         </w:tc>
         <w:tc>
           <w:tcPr>
-            <w:tcW w:type="dxa" w:w="2693"/>
+            <w:tcW w:type="dxa" w:w="3149"/>
             <w:vAlign w:val="center"/>
           </w:tcPr>
           <w:p>
@@ -254,7 +254,7 @@
         </w:tc>
         <w:tc>
           <w:tcPr>
-            <w:tcW w:type="dxa" w:w="2693"/>
+            <w:tcW w:type="dxa" w:w="3149"/>
             <w:vAlign w:val="center"/>
           </w:tcPr>
           <w:p>
@@ -296,7 +296,7 @@
         </w:tc>
         <w:tc>
           <w:tcPr>
-            <w:tcW w:type="dxa" w:w="7877"/>
+            <w:tcW w:type="dxa" w:w="8333"/>
             <w:gridSpan w:val="3"/>
             <w:vAlign w:val="center"/>
           </w:tcPr>
@@ -328,7 +328,7 @@
       </w:tblPr>
       <w:tblGrid>
         <w:gridCol w:w="2520"/>
-        <w:gridCol w:w="7228"/>
+        <w:gridCol w:w="7684"/>
       </w:tblGrid>
       <w:tr>
         <w:trPr>
@@ -353,7 +353,7 @@
         </w:tc>
         <w:tc>
           <w:tcPr>
-            <w:tcW w:type="dxa" w:w="7229"/>
+            <w:tcW w:type="dxa" w:w="7685"/>
           </w:tcPr>
           <w:p>
             <w:pPr>
@@ -392,7 +392,7 @@
         </w:tc>
         <w:tc>
           <w:tcPr>
-            <w:tcW w:type="dxa" w:w="7229"/>
+            <w:tcW w:type="dxa" w:w="7685"/>
           </w:tcPr>
           <w:p>
             <w:pPr>
@@ -431,7 +431,7 @@
         </w:tc>
         <w:tc>
           <w:tcPr>
-            <w:tcW w:type="dxa" w:w="7229"/>
+            <w:tcW w:type="dxa" w:w="7685"/>
           </w:tcPr>
           <w:p>
             <w:pPr>
@@ -471,7 +471,7 @@
       <w:tblGrid>
         <w:gridCol w:w="3168"/>
         <w:gridCol w:w="3311"/>
-        <w:gridCol w:w="3268"/>
+        <w:gridCol w:w="3724"/>
       </w:tblGrid>
       <w:tr>
         <w:trPr>
@@ -518,7 +518,7 @@
         </w:tc>
         <w:tc>
           <w:tcPr>
-            <w:tcW w:type="dxa" w:w="3269"/>
+            <w:tcW w:type="dxa" w:w="3725"/>
             <w:vAlign w:val="center"/>
           </w:tcPr>
           <w:p>
@@ -582,7 +582,7 @@
         </w:tc>
         <w:tc>
           <w:tcPr>
-            <w:tcW w:type="dxa" w:w="3269"/>
+            <w:tcW w:type="dxa" w:w="3725"/>
             <w:vAlign w:val="center"/>
           </w:tcPr>
           <w:p>
@@ -644,7 +644,7 @@
         </w:tc>
         <w:tc>
           <w:tcPr>
-            <w:tcW w:type="dxa" w:w="3269"/>
+            <w:tcW w:type="dxa" w:w="3725"/>
             <w:vAlign w:val="center"/>
           </w:tcPr>
           <w:p>
@@ -692,7 +692,7 @@
         <w:gridCol w:w="2808"/>
         <w:gridCol w:w="2059"/>
         <w:gridCol w:w="2808"/>
-        <w:gridCol w:w="2073"/>
+        <w:gridCol w:w="2529"/>
       </w:tblGrid>
       <w:tr>
         <w:trPr>
@@ -759,7 +759,7 @@
         </w:tc>
         <w:tc>
           <w:tcPr>
-            <w:tcW w:type="dxa" w:w="2074"/>
+            <w:tcW w:type="dxa" w:w="2530"/>
             <w:vAlign w:val="center"/>
           </w:tcPr>
           <w:p>
@@ -842,7 +842,7 @@
         </w:tc>
         <w:tc>
           <w:tcPr>
-            <w:tcW w:type="dxa" w:w="2074"/>
+            <w:tcW w:type="dxa" w:w="2530"/>
             <w:vAlign w:val="center"/>
           </w:tcPr>
           <w:p>
@@ -925,7 +925,7 @@
         </w:tc>
         <w:tc>
           <w:tcPr>
-            <w:tcW w:type="dxa" w:w="2074"/>
+            <w:tcW w:type="dxa" w:w="2530"/>
             <w:vAlign w:val="center"/>
           </w:tcPr>
           <w:p>
@@ -1008,7 +1008,7 @@
         </w:tc>
         <w:tc>
           <w:tcPr>
-            <w:tcW w:type="dxa" w:w="2074"/>
+            <w:tcW w:type="dxa" w:w="2530"/>
             <w:vAlign w:val="center"/>
           </w:tcPr>
           <w:p>
@@ -1087,7 +1087,7 @@
         </w:tc>
         <w:tc>
           <w:tcPr>
-            <w:tcW w:type="dxa" w:w="2074"/>
+            <w:tcW w:type="dxa" w:w="2530"/>
             <w:vAlign w:val="center"/>
           </w:tcPr>
           <w:p>
@@ -1131,7 +1131,7 @@
       </w:tblPr>
       <w:tblGrid>
         <w:gridCol w:w="2520"/>
-        <w:gridCol w:w="7228"/>
+        <w:gridCol w:w="7684"/>
       </w:tblGrid>
       <w:tr>
         <w:trPr>
@@ -1156,7 +1156,7 @@
         </w:tc>
         <w:tc>
           <w:tcPr>
-            <w:tcW w:type="dxa" w:w="7229"/>
+            <w:tcW w:type="dxa" w:w="7685"/>
           </w:tcPr>
           <w:p>
             <w:pPr>
@@ -1243,7 +1243,7 @@
         </w:tc>
         <w:tc>
           <w:tcPr>
-            <w:tcW w:type="dxa" w:w="7229"/>
+            <w:tcW w:type="dxa" w:w="7685"/>
           </w:tcPr>
           <w:p>
             <w:pPr>
@@ -1282,7 +1282,7 @@
         </w:tc>
         <w:tc>
           <w:tcPr>
-            <w:tcW w:type="dxa" w:w="7229"/>
+            <w:tcW w:type="dxa" w:w="7685"/>
           </w:tcPr>
           <w:p>
             <w:pPr>
@@ -1321,7 +1321,7 @@
         </w:tc>
         <w:tc>
           <w:tcPr>
-            <w:tcW w:type="dxa" w:w="7229"/>
+            <w:tcW w:type="dxa" w:w="7685"/>
           </w:tcPr>
           <w:p>
             <w:pPr>
@@ -1360,7 +1360,7 @@
         </w:tc>
         <w:tc>
           <w:tcPr>
-            <w:tcW w:type="dxa" w:w="7229"/>
+            <w:tcW w:type="dxa" w:w="7685"/>
           </w:tcPr>
           <w:p>
             <w:pPr>
@@ -1782,8 +1782,8 @@
     </w:p>
     <w:sectPr>
       <w:footerReference w:type="default" r:id="rId9"/>
-      <w:pgSz w:w="11909" w:h="16834"/>
-      <w:pgMar w:top="2160" w:right="1080" w:bottom="2664" w:left="1080" w:header="720" w:footer="2160" w:gutter="0"/>
+      <w:pgSz w:w="11906" w:h="16838"/>
+      <w:pgMar w:top="1984" w:right="850" w:bottom="1814" w:left="850" w:header="720" w:footer="1474" w:gutter="0"/>
       <w:cols w:space="720"/>
       <w:docGrid w:linePitch="360"/>
     </w:sectPr>

--- a/templates/growth_scan.docx
+++ b/templates/growth_scan.docx
@@ -2,6 +2,7 @@
 <file path=word/document.xml><?xml version="1.0" encoding="utf-8"?>
 <w:document xmlns:wpc="http://schemas.microsoft.com/office/word/2010/wordprocessingCanvas" xmlns:mo="http://schemas.microsoft.com/office/mac/office/2008/main" xmlns:mc="http://schemas.openxmlformats.org/markup-compatibility/2006" xmlns:mv="urn:schemas-microsoft-com:mac:vml" xmlns:o="urn:schemas-microsoft-com:office:office" xmlns:r="http://schemas.openxmlformats.org/officeDocument/2006/relationships" xmlns:m="http://schemas.openxmlformats.org/officeDocument/2006/math" xmlns:v="urn:schemas-microsoft-com:vml" xmlns:wp14="http://schemas.microsoft.com/office/word/2010/wordprocessingDrawing" xmlns:wp="http://schemas.openxmlformats.org/drawingml/2006/wordprocessingDrawing" xmlns:w10="urn:schemas-microsoft-com:office:word" xmlns:w="http://schemas.openxmlformats.org/wordprocessingml/2006/main" xmlns:w14="http://schemas.microsoft.com/office/word/2010/wordml" xmlns:wpg="http://schemas.microsoft.com/office/word/2010/wordprocessingGroup" xmlns:wpi="http://schemas.microsoft.com/office/word/2010/wordprocessingInk" xmlns:wne="http://schemas.microsoft.com/office/word/2006/wordml" xmlns:wps="http://schemas.microsoft.com/office/word/2010/wordprocessingShape" mc:Ignorable="w14 wp14">
   <w:body>
+    <w:p/>
     <w:p>
       <w:pPr>
         <w:spacing w:after="160"/>
@@ -10,7 +11,7 @@
       <w:r>
         <w:rPr>
           <w:b/>
-          <w:sz w:val="28"/>
+          <w:sz w:val="30"/>
           <w:u w:val="single"/>
         </w:rPr>
         <w:t>OBSTETRIC ULTRASOUND REPORT</w:t>
@@ -46,7 +47,7 @@
             <w:r>
               <w:rPr>
                 <w:b/>
-                <w:sz w:val="21"/>
+                <w:sz w:val="23"/>
               </w:rPr>
               <w:t>Patient Name</w:t>
             </w:r>
@@ -65,7 +66,7 @@
             <w:r>
               <w:rPr>
                 <w:b w:val="0"/>
-                <w:sz w:val="21"/>
+                <w:sz w:val="23"/>
               </w:rPr>
               <w:t>{{patient_name}}</w:t>
             </w:r>
@@ -84,7 +85,7 @@
             <w:r>
               <w:rPr>
                 <w:b/>
-                <w:sz w:val="21"/>
+                <w:sz w:val="23"/>
               </w:rPr>
               <w:t>Date</w:t>
             </w:r>
@@ -103,7 +104,7 @@
             <w:r>
               <w:rPr>
                 <w:b w:val="0"/>
-                <w:sz w:val="21"/>
+                <w:sz w:val="23"/>
               </w:rPr>
               <w:t>{{date}}</w:t>
             </w:r>
@@ -127,7 +128,7 @@
             <w:r>
               <w:rPr>
                 <w:b/>
-                <w:sz w:val="21"/>
+                <w:sz w:val="23"/>
               </w:rPr>
               <w:t>Age / Sex</w:t>
             </w:r>
@@ -146,7 +147,7 @@
             <w:r>
               <w:rPr>
                 <w:b w:val="0"/>
-                <w:sz w:val="21"/>
+                <w:sz w:val="23"/>
               </w:rPr>
               <w:t>{{age}} Y / F</w:t>
             </w:r>
@@ -165,7 +166,7 @@
             <w:r>
               <w:rPr>
                 <w:b/>
-                <w:sz w:val="21"/>
+                <w:sz w:val="23"/>
               </w:rPr>
               <w:t>Patient ID</w:t>
             </w:r>
@@ -184,7 +185,7 @@
             <w:r>
               <w:rPr>
                 <w:b w:val="0"/>
-                <w:sz w:val="21"/>
+                <w:sz w:val="23"/>
               </w:rPr>
               <w:t>{{patient_id}}</w:t>
             </w:r>
@@ -208,7 +209,7 @@
             <w:r>
               <w:rPr>
                 <w:b/>
-                <w:sz w:val="21"/>
+                <w:sz w:val="23"/>
               </w:rPr>
               <w:t>Referred by</w:t>
             </w:r>
@@ -227,7 +228,7 @@
             <w:r>
               <w:rPr>
                 <w:b w:val="0"/>
-                <w:sz w:val="21"/>
+                <w:sz w:val="23"/>
               </w:rPr>
               <w:t>{{ref_by}}</w:t>
             </w:r>
@@ -246,7 +247,7 @@
             <w:r>
               <w:rPr>
                 <w:b/>
-                <w:sz w:val="21"/>
+                <w:sz w:val="23"/>
               </w:rPr>
               <w:t>LMP</w:t>
             </w:r>
@@ -265,7 +266,7 @@
             <w:r>
               <w:rPr>
                 <w:b w:val="0"/>
-                <w:sz w:val="21"/>
+                <w:sz w:val="23"/>
               </w:rPr>
               <w:t>{{lmp}}</w:t>
             </w:r>
@@ -288,7 +289,7 @@
             <w:r>
               <w:rPr>
                 <w:b/>
-                <w:sz w:val="21"/>
+                <w:sz w:val="23"/>
               </w:rPr>
               <w:t>Clinical details</w:t>
             </w:r>
@@ -307,7 +308,7 @@
             <w:r>
               <w:rPr>
                 <w:b w:val="0"/>
-                <w:sz w:val="21"/>
+                <w:sz w:val="23"/>
               </w:rPr>
               <w:t>{{clinical_details}}</w:t>
             </w:r>
@@ -345,7 +346,7 @@
             <w:r>
               <w:rPr>
                 <w:b/>
-                <w:sz w:val="22"/>
+                <w:sz w:val="26"/>
               </w:rPr>
               <w:t>Type of study:</w:t>
             </w:r>
@@ -362,7 +363,7 @@
             <w:r>
               <w:rPr>
                 <w:b w:val="0"/>
-                <w:sz w:val="22"/>
+                <w:sz w:val="26"/>
               </w:rPr>
               <w:t>Growth assessment and biophysical profile only.</w:t>
             </w:r>
@@ -384,7 +385,7 @@
             <w:r>
               <w:rPr>
                 <w:b/>
-                <w:sz w:val="22"/>
+                <w:sz w:val="26"/>
               </w:rPr>
               <w:t>Route:</w:t>
             </w:r>
@@ -401,7 +402,7 @@
             <w:r>
               <w:rPr>
                 <w:b w:val="0"/>
-                <w:sz w:val="22"/>
+                <w:sz w:val="26"/>
               </w:rPr>
               <w:t>Trans abdominal.</w:t>
             </w:r>
@@ -423,7 +424,7 @@
             <w:r>
               <w:rPr>
                 <w:b/>
-                <w:sz w:val="22"/>
+                <w:sz w:val="26"/>
               </w:rPr>
               <w:t>Foetus:</w:t>
             </w:r>
@@ -440,7 +441,7 @@
             <w:r>
               <w:rPr>
                 <w:b w:val="0"/>
-                <w:sz w:val="22"/>
+                <w:sz w:val="26"/>
               </w:rPr>
               <w:t>Single live foetus with cephalic presentation.</w:t>
             </w:r>
@@ -456,7 +457,7 @@
       <w:r>
         <w:rPr>
           <w:b/>
-          <w:sz w:val="22"/>
+          <w:sz w:val="26"/>
         </w:rPr>
         <w:t>GESTATIONAL AGE</w:t>
       </w:r>
@@ -490,7 +491,7 @@
             <w:r>
               <w:rPr>
                 <w:b/>
-                <w:sz w:val="21"/>
+                <w:sz w:val="23"/>
               </w:rPr>
               <w:t>Parameter</w:t>
             </w:r>
@@ -510,7 +511,7 @@
             <w:r>
               <w:rPr>
                 <w:b/>
-                <w:sz w:val="21"/>
+                <w:sz w:val="23"/>
               </w:rPr>
               <w:t>By scan</w:t>
             </w:r>
@@ -530,7 +531,7 @@
             <w:r>
               <w:rPr>
                 <w:b/>
-                <w:sz w:val="21"/>
+                <w:sz w:val="23"/>
               </w:rPr>
               <w:t>By LMP</w:t>
             </w:r>
@@ -554,7 +555,7 @@
             <w:r>
               <w:rPr>
                 <w:b/>
-                <w:sz w:val="21"/>
+                <w:sz w:val="23"/>
               </w:rPr>
               <w:t>Gestational age</w:t>
             </w:r>
@@ -574,7 +575,7 @@
             <w:r>
               <w:rPr>
                 <w:b w:val="0"/>
-                <w:sz w:val="21"/>
+                <w:sz w:val="23"/>
               </w:rPr>
               <w:t>{{aua_weeks}} weeks {{aua_days}} days</w:t>
             </w:r>
@@ -594,7 +595,7 @@
             <w:r>
               <w:rPr>
                 <w:b w:val="0"/>
-                <w:sz w:val="21"/>
+                <w:sz w:val="23"/>
               </w:rPr>
               <w:t>{{ga_lmp_weeks}} weeks {{ga_lmp_days}} days</w:t>
             </w:r>
@@ -617,7 +618,7 @@
             <w:r>
               <w:rPr>
                 <w:b/>
-                <w:sz w:val="21"/>
+                <w:sz w:val="23"/>
               </w:rPr>
               <w:t>EDD</w:t>
             </w:r>
@@ -636,7 +637,7 @@
             <w:r>
               <w:rPr>
                 <w:b w:val="0"/>
-                <w:sz w:val="21"/>
+                <w:sz w:val="23"/>
               </w:rPr>
               <w:t>{{edd_scan}}</w:t>
             </w:r>
@@ -655,7 +656,7 @@
             <w:r>
               <w:rPr>
                 <w:b w:val="0"/>
-                <w:sz w:val="21"/>
+                <w:sz w:val="23"/>
               </w:rPr>
               <w:t>{{edd_lmp}}</w:t>
             </w:r>
@@ -676,7 +677,7 @@
       <w:r>
         <w:rPr>
           <w:b/>
-          <w:sz w:val="22"/>
+          <w:sz w:val="26"/>
         </w:rPr>
         <w:t>BIOMETRIC MEASUREMENTS</w:t>
       </w:r>
@@ -711,7 +712,7 @@
             <w:r>
               <w:rPr>
                 <w:b/>
-                <w:sz w:val="21"/>
+                <w:sz w:val="23"/>
               </w:rPr>
               <w:t>Parameter</w:t>
             </w:r>
@@ -731,7 +732,7 @@
             <w:r>
               <w:rPr>
                 <w:b/>
-                <w:sz w:val="21"/>
+                <w:sz w:val="23"/>
               </w:rPr>
               <w:t>Value</w:t>
             </w:r>
@@ -751,7 +752,7 @@
             <w:r>
               <w:rPr>
                 <w:b/>
-                <w:sz w:val="21"/>
+                <w:sz w:val="23"/>
               </w:rPr>
               <w:t>Parameter</w:t>
             </w:r>
@@ -771,7 +772,7 @@
             <w:r>
               <w:rPr>
                 <w:b/>
-                <w:sz w:val="21"/>
+                <w:sz w:val="23"/>
               </w:rPr>
               <w:t>Value</w:t>
             </w:r>
@@ -795,7 +796,7 @@
             <w:r>
               <w:rPr>
                 <w:b/>
-                <w:sz w:val="21"/>
+                <w:sz w:val="23"/>
               </w:rPr>
               <w:t>BPD</w:t>
             </w:r>
@@ -815,7 +816,7 @@
             <w:r>
               <w:rPr>
                 <w:b w:val="0"/>
-                <w:sz w:val="21"/>
+                <w:sz w:val="23"/>
               </w:rPr>
               <w:t>{{bpd}} cm</w:t>
             </w:r>
@@ -834,7 +835,7 @@
             <w:r>
               <w:rPr>
                 <w:b/>
-                <w:sz w:val="21"/>
+                <w:sz w:val="23"/>
               </w:rPr>
               <w:t>HC</w:t>
             </w:r>
@@ -854,7 +855,7 @@
             <w:r>
               <w:rPr>
                 <w:b w:val="0"/>
-                <w:sz w:val="21"/>
+                <w:sz w:val="23"/>
               </w:rPr>
               <w:t>{{hc}} cm</w:t>
             </w:r>
@@ -878,7 +879,7 @@
             <w:r>
               <w:rPr>
                 <w:b/>
-                <w:sz w:val="21"/>
+                <w:sz w:val="23"/>
               </w:rPr>
               <w:t>AC</w:t>
             </w:r>
@@ -898,7 +899,7 @@
             <w:r>
               <w:rPr>
                 <w:b w:val="0"/>
-                <w:sz w:val="21"/>
+                <w:sz w:val="23"/>
               </w:rPr>
               <w:t>{{ac}} cm</w:t>
             </w:r>
@@ -917,7 +918,7 @@
             <w:r>
               <w:rPr>
                 <w:b/>
-                <w:sz w:val="21"/>
+                <w:sz w:val="23"/>
               </w:rPr>
               <w:t>FL</w:t>
             </w:r>
@@ -937,7 +938,7 @@
             <w:r>
               <w:rPr>
                 <w:b w:val="0"/>
-                <w:sz w:val="21"/>
+                <w:sz w:val="23"/>
               </w:rPr>
               <w:t>{{fl}} cm</w:t>
             </w:r>
@@ -961,7 +962,7 @@
             <w:r>
               <w:rPr>
                 <w:b/>
-                <w:sz w:val="21"/>
+                <w:sz w:val="23"/>
               </w:rPr>
               <w:t>EFW</w:t>
             </w:r>
@@ -981,7 +982,7 @@
             <w:r>
               <w:rPr>
                 <w:b w:val="0"/>
-                <w:sz w:val="21"/>
+                <w:sz w:val="23"/>
               </w:rPr>
               <w:t>{{efw}} g +/- {{efw_error}} g</w:t>
             </w:r>
@@ -1000,7 +1001,7 @@
             <w:r>
               <w:rPr>
                 <w:b/>
-                <w:sz w:val="21"/>
+                <w:sz w:val="23"/>
               </w:rPr>
               <w:t>Foetal heart rate</w:t>
             </w:r>
@@ -1020,7 +1021,7 @@
             <w:r>
               <w:rPr>
                 <w:b w:val="0"/>
-                <w:sz w:val="21"/>
+                <w:sz w:val="23"/>
               </w:rPr>
               <w:t>{{fhr}} BPM</w:t>
             </w:r>
@@ -1043,7 +1044,7 @@
             <w:r>
               <w:rPr>
                 <w:b/>
-                <w:sz w:val="21"/>
+                <w:sz w:val="23"/>
               </w:rPr>
               <w:t>AFI</w:t>
             </w:r>
@@ -1062,7 +1063,7 @@
             <w:r>
               <w:rPr>
                 <w:b w:val="0"/>
-                <w:sz w:val="21"/>
+                <w:sz w:val="23"/>
               </w:rPr>
               <w:t>{{afi}} cm</w:t>
             </w:r>
@@ -1080,7 +1081,7 @@
             <w:r>
               <w:rPr>
                 <w:b/>
-                <w:sz w:val="21"/>
+                <w:sz w:val="23"/>
               </w:rPr>
             </w:r>
           </w:p>
@@ -1098,7 +1099,7 @@
             <w:r>
               <w:rPr>
                 <w:b w:val="0"/>
-                <w:sz w:val="21"/>
+                <w:sz w:val="23"/>
               </w:rPr>
             </w:r>
           </w:p>
@@ -1118,7 +1119,7 @@
       <w:r>
         <w:rPr>
           <w:b/>
-          <w:sz w:val="22"/>
+          <w:sz w:val="26"/>
         </w:rPr>
         <w:t>FINDINGS</w:t>
       </w:r>
@@ -1148,7 +1149,7 @@
             <w:r>
               <w:rPr>
                 <w:b/>
-                <w:sz w:val="22"/>
+                <w:sz w:val="26"/>
               </w:rPr>
               <w:t>Biophysical profile:</w:t>
             </w:r>
@@ -1165,7 +1166,7 @@
             <w:r>
               <w:rPr>
                 <w:b w:val="0"/>
-                <w:sz w:val="22"/>
+                <w:sz w:val="26"/>
               </w:rPr>
               <w:t>Foetal maturity: femoral ossification centre noted and tibial appearing.</w:t>
             </w:r>
@@ -1177,7 +1178,7 @@
             <w:r>
               <w:rPr>
                 <w:b w:val="0"/>
-                <w:sz w:val="22"/>
+                <w:sz w:val="26"/>
               </w:rPr>
               <w:t>Foetal tone and movements are good.</w:t>
             </w:r>
@@ -1189,7 +1190,7 @@
             <w:r>
               <w:rPr>
                 <w:b w:val="0"/>
-                <w:sz w:val="22"/>
+                <w:sz w:val="26"/>
               </w:rPr>
               <w:t>Foetal breathing movements good.</w:t>
             </w:r>
@@ -1201,7 +1202,7 @@
             <w:r>
               <w:rPr>
                 <w:b w:val="0"/>
-                <w:sz w:val="22"/>
+                <w:sz w:val="26"/>
               </w:rPr>
               <w:t>Foetal cardiac activity good. FHR: {{fhr}} BPM.</w:t>
             </w:r>
@@ -1213,7 +1214,7 @@
             <w:r>
               <w:rPr>
                 <w:b w:val="0"/>
-                <w:sz w:val="22"/>
+                <w:sz w:val="26"/>
               </w:rPr>
               <w:t>U/S biophysical scoring 8/8.</w:t>
             </w:r>
@@ -1235,7 +1236,7 @@
             <w:r>
               <w:rPr>
                 <w:b/>
-                <w:sz w:val="22"/>
+                <w:sz w:val="26"/>
               </w:rPr>
               <w:t>Liquor:</w:t>
             </w:r>
@@ -1252,7 +1253,7 @@
             <w:r>
               <w:rPr>
                 <w:b w:val="0"/>
-                <w:sz w:val="22"/>
+                <w:sz w:val="26"/>
               </w:rPr>
               <w:t>AFI: {{afi}} cm.</w:t>
             </w:r>
@@ -1274,7 +1275,7 @@
             <w:r>
               <w:rPr>
                 <w:b/>
-                <w:sz w:val="22"/>
+                <w:sz w:val="26"/>
               </w:rPr>
               <w:t>Placenta:</w:t>
             </w:r>
@@ -1291,7 +1292,7 @@
             <w:r>
               <w:rPr>
                 <w:b w:val="0"/>
-                <w:sz w:val="22"/>
+                <w:sz w:val="26"/>
               </w:rPr>
               <w:t>Located in posterior, grade 3. Lower limit of placenta situated well away from the internal OS.</w:t>
             </w:r>
@@ -1313,7 +1314,7 @@
             <w:r>
               <w:rPr>
                 <w:b/>
-                <w:sz w:val="22"/>
+                <w:sz w:val="26"/>
               </w:rPr>
               <w:t>Cervix:</w:t>
             </w:r>
@@ -1330,7 +1331,7 @@
             <w:r>
               <w:rPr>
                 <w:b w:val="0"/>
-                <w:sz w:val="22"/>
+                <w:sz w:val="26"/>
               </w:rPr>
               <w:t>Visualized cervix measuring {{cervix_length}} cm.</w:t>
             </w:r>
@@ -1352,7 +1353,7 @@
             <w:r>
               <w:rPr>
                 <w:b/>
-                <w:sz w:val="22"/>
+                <w:sz w:val="26"/>
               </w:rPr>
               <w:t>Umbilical cord:</w:t>
             </w:r>
@@ -1369,7 +1370,7 @@
             <w:r>
               <w:rPr>
                 <w:b w:val="0"/>
-                <w:sz w:val="22"/>
+                <w:sz w:val="26"/>
               </w:rPr>
               <w:t>No E/O cord around the neck noted at the time of scanning.</w:t>
             </w:r>
@@ -1385,7 +1386,7 @@
       <w:r>
         <w:rPr>
           <w:b/>
-          <w:sz w:val="22"/>
+          <w:sz w:val="26"/>
         </w:rPr>
         <w:t>DOPPLER STUDY</w:t>
       </w:r>
@@ -1418,7 +1419,7 @@
             <w:r>
               <w:rPr>
                 <w:b/>
-                <w:sz w:val="21"/>
+                <w:sz w:val="23"/>
               </w:rPr>
               <w:t>Artery</w:t>
             </w:r>
@@ -1438,7 +1439,7 @@
             <w:r>
               <w:rPr>
                 <w:b/>
-                <w:sz w:val="21"/>
+                <w:sz w:val="23"/>
               </w:rPr>
               <w:t>PI</w:t>
             </w:r>
@@ -1462,7 +1463,7 @@
             <w:r>
               <w:rPr>
                 <w:b/>
-                <w:sz w:val="21"/>
+                <w:sz w:val="23"/>
               </w:rPr>
               <w:t>Right uterine artery</w:t>
             </w:r>
@@ -1482,7 +1483,7 @@
             <w:r>
               <w:rPr>
                 <w:b w:val="0"/>
-                <w:sz w:val="21"/>
+                <w:sz w:val="23"/>
               </w:rPr>
               <w:t>{{doppler_right_pi}}</w:t>
             </w:r>
@@ -1506,7 +1507,7 @@
             <w:r>
               <w:rPr>
                 <w:b/>
-                <w:sz w:val="21"/>
+                <w:sz w:val="23"/>
               </w:rPr>
               <w:t>Left uterine artery</w:t>
             </w:r>
@@ -1526,7 +1527,7 @@
             <w:r>
               <w:rPr>
                 <w:b w:val="0"/>
-                <w:sz w:val="21"/>
+                <w:sz w:val="23"/>
               </w:rPr>
               <w:t>{{doppler_left_pi}}</w:t>
             </w:r>
@@ -1550,7 +1551,7 @@
             <w:r>
               <w:rPr>
                 <w:b/>
-                <w:sz w:val="21"/>
+                <w:sz w:val="23"/>
               </w:rPr>
               <w:t>Umbilical artery</w:t>
             </w:r>
@@ -1570,7 +1571,7 @@
             <w:r>
               <w:rPr>
                 <w:b w:val="0"/>
-                <w:sz w:val="21"/>
+                <w:sz w:val="23"/>
               </w:rPr>
               <w:t>{{doppler_umbilical_pi}}</w:t>
             </w:r>
@@ -1594,7 +1595,7 @@
             <w:r>
               <w:rPr>
                 <w:b/>
-                <w:sz w:val="21"/>
+                <w:sz w:val="23"/>
               </w:rPr>
               <w:t>MCA flow</w:t>
             </w:r>
@@ -1614,7 +1615,7 @@
             <w:r>
               <w:rPr>
                 <w:b w:val="0"/>
-                <w:sz w:val="21"/>
+                <w:sz w:val="23"/>
               </w:rPr>
               <w:t>{{doppler_mca_pi}}</w:t>
             </w:r>
@@ -1637,7 +1638,7 @@
             <w:r>
               <w:rPr>
                 <w:b/>
-                <w:sz w:val="21"/>
+                <w:sz w:val="23"/>
               </w:rPr>
               <w:t>CPR</w:t>
             </w:r>
@@ -1656,7 +1657,7 @@
             <w:r>
               <w:rPr>
                 <w:b w:val="0"/>
-                <w:sz w:val="21"/>
+                <w:sz w:val="23"/>
               </w:rPr>
               <w:t>{{cpr}}</w:t>
             </w:r>
@@ -1677,7 +1678,7 @@
       <w:r>
         <w:rPr>
           <w:b/>
-          <w:sz w:val="22"/>
+          <w:sz w:val="26"/>
         </w:rPr>
         <w:t>IMPRESSION</w:t>
       </w:r>
@@ -1711,7 +1712,7 @@
       <w:r>
         <w:rPr>
           <w:b/>
-          <w:sz w:val="18"/>
+          <w:sz w:val="20"/>
         </w:rPr>
         <w:t>Note:</w:t>
       </w:r>
@@ -1720,7 +1721,7 @@
       </w:r>
       <w:r>
         <w:rPr>
-          <w:sz w:val="18"/>
+          <w:sz w:val="20"/>
         </w:rPr>
         <w:t>Foetal anatomy (limbs, spine, cardiac, etc.) can't be made out in detail at this stage due to advanced gestational age and unaccommodating foetal position; the ideal time to study the foetal anatomy is 20 to 22 weeks. This has been explained to the patient and attendant.</w:t>
       </w:r>
@@ -1729,7 +1730,7 @@
       </w:r>
       <w:r>
         <w:rPr>
-          <w:sz w:val="18"/>
+          <w:sz w:val="20"/>
         </w:rPr>
         <w:t># All congenital anomalies can't be detected by antenatal ultrasound.</w:t>
       </w:r>
@@ -1742,7 +1743,7 @@
       <w:r>
         <w:rPr>
           <w:b/>
-          <w:sz w:val="18"/>
+          <w:sz w:val="20"/>
         </w:rPr>
         <w:t>DECLARATION OF DOCTOR/PERSON CONDUCTING ULTRASONOGRAPHY / IMAGE SCANNING</w:t>
       </w:r>
@@ -1754,7 +1755,7 @@
       </w:pPr>
       <w:r>
         <w:rPr>
-          <w:sz w:val="18"/>
+          <w:sz w:val="20"/>
         </w:rPr>
         <w:t>I, {{doctor_name}}, declare that while conducting ultrasonography / image scanning on Mrs. {{patient_name}}, I have neither detected nor disclosed the sex of her foetus to anybody in any manner.</w:t>
       </w:r>
@@ -1800,28 +1801,28 @@
     </w:pPr>
     <w:r>
       <w:rPr>
-        <w:sz w:val="16"/>
+        <w:sz w:val="18"/>
       </w:rPr>
       <w:t xml:space="preserve">{{patient_name}}   |   Page </w:t>
     </w:r>
     <w:fldSimple w:instr="PAGE">
       <w:r>
         <w:rPr>
-          <w:sz w:val="16"/>
+          <w:sz w:val="18"/>
         </w:rPr>
         <w:t>1</w:t>
       </w:r>
     </w:fldSimple>
     <w:r>
       <w:rPr>
-        <w:sz w:val="16"/>
+        <w:sz w:val="18"/>
       </w:rPr>
       <w:t xml:space="preserve"> of </w:t>
     </w:r>
     <w:fldSimple w:instr="NUMPAGES">
       <w:r>
         <w:rPr>
-          <w:sz w:val="16"/>
+          <w:sz w:val="18"/>
         </w:rPr>
         <w:t>1</w:t>
       </w:r>
@@ -2198,7 +2199,7 @@
     </w:pPr>
     <w:rPr>
       <w:rFonts w:ascii="Calibri" w:hAnsi="Calibri" w:eastAsia="Calibri"/>
-      <w:sz w:val="22"/>
+      <w:sz w:val="26"/>
     </w:rPr>
   </w:style>
   <w:style w:type="paragraph" w:styleId="Header">
@@ -2238,7 +2239,7 @@
       <w:spacing w:after="0" w:line="240" w:lineRule="auto"/>
     </w:pPr>
     <w:rPr>
-      <w:sz w:val="16"/>
+      <w:sz w:val="18"/>
     </w:rPr>
   </w:style>
   <w:style w:type="character" w:customStyle="1" w:styleId="FooterChar">

--- a/templates/growth_scan.docx
+++ b/templates/growth_scan.docx
@@ -25,15 +25,53 @@
         <w:tblLook w:firstColumn="1" w:firstRow="1" w:lastColumn="0" w:lastRow="0" w:noHBand="0" w:noVBand="1" w:val="04A0"/>
       </w:tblPr>
       <w:tblGrid>
+        <w:gridCol w:w="2376"/>
+        <w:gridCol w:w="3311"/>
         <w:gridCol w:w="1872"/>
-        <w:gridCol w:w="3528"/>
-        <w:gridCol w:w="1655"/>
-        <w:gridCol w:w="3148"/>
+        <w:gridCol w:w="2644"/>
       </w:tblGrid>
       <w:tr>
         <w:trPr>
           <w:cantSplit/>
         </w:trPr>
+        <w:tc>
+          <w:tcPr>
+            <w:tcW w:type="dxa" w:w="2376"/>
+            <w:vAlign w:val="center"/>
+          </w:tcPr>
+          <w:p>
+            <w:pPr>
+              <w:keepNext/>
+              <w:spacing w:before="20" w:after="20"/>
+            </w:pPr>
+            <w:r>
+              <w:rPr>
+                <w:b/>
+                <w:sz w:val="28"/>
+              </w:rPr>
+              <w:t>Patient Name</w:t>
+            </w:r>
+          </w:p>
+        </w:tc>
+        <w:tc>
+          <w:tcPr>
+            <w:tcW w:type="dxa" w:w="3312"/>
+            <w:vAlign w:val="center"/>
+          </w:tcPr>
+          <w:p>
+            <w:pPr>
+              <w:keepNext/>
+              <w:spacing w:before="20" w:after="20"/>
+            </w:pPr>
+            <w:r>
+              <w:rPr>
+                <w:b w:val="0"/>
+                <w:sz w:val="28"/>
+              </w:rPr>
+              <w:t>{{patient_name}}</w:t>
+            </w:r>
+          </w:p>
+        </w:tc>
         <w:tc>
           <w:tcPr>
             <w:tcW w:type="dxa" w:w="1872"/>
@@ -47,15 +85,15 @@
             <w:r>
               <w:rPr>
                 <w:b/>
-                <w:sz w:val="23"/>
+                <w:sz w:val="28"/>
               </w:rPr>
-              <w:t>Patient Name</w:t>
+              <w:t>Date</w:t>
             </w:r>
           </w:p>
         </w:tc>
         <w:tc>
           <w:tcPr>
-            <w:tcW w:type="dxa" w:w="3528"/>
+            <w:tcW w:type="dxa" w:w="2645"/>
             <w:vAlign w:val="center"/>
           </w:tcPr>
           <w:p>
@@ -66,15 +104,20 @@
             <w:r>
               <w:rPr>
                 <w:b w:val="0"/>
-                <w:sz w:val="23"/>
+                <w:sz w:val="28"/>
               </w:rPr>
-              <w:t>{{patient_name}}</w:t>
+              <w:t>{{date}}</w:t>
             </w:r>
           </w:p>
         </w:tc>
+      </w:tr>
+      <w:tr>
+        <w:trPr>
+          <w:cantSplit/>
+        </w:trPr>
         <w:tc>
           <w:tcPr>
-            <w:tcW w:type="dxa" w:w="1656"/>
+            <w:tcW w:type="dxa" w:w="2376"/>
             <w:vAlign w:val="center"/>
           </w:tcPr>
           <w:p>
@@ -85,15 +128,15 @@
             <w:r>
               <w:rPr>
                 <w:b/>
-                <w:sz w:val="23"/>
+                <w:sz w:val="28"/>
               </w:rPr>
-              <w:t>Date</w:t>
+              <w:t>Age / Sex</w:t>
             </w:r>
           </w:p>
         </w:tc>
         <w:tc>
           <w:tcPr>
-            <w:tcW w:type="dxa" w:w="3149"/>
+            <w:tcW w:type="dxa" w:w="3312"/>
             <w:vAlign w:val="center"/>
           </w:tcPr>
           <w:p>
@@ -104,17 +147,12 @@
             <w:r>
               <w:rPr>
                 <w:b w:val="0"/>
-                <w:sz w:val="23"/>
+                <w:sz w:val="28"/>
               </w:rPr>
-              <w:t>{{date}}</w:t>
+              <w:t>{{age}} Y / F</w:t>
             </w:r>
           </w:p>
         </w:tc>
-      </w:tr>
-      <w:tr>
-        <w:trPr>
-          <w:cantSplit/>
-        </w:trPr>
         <w:tc>
           <w:tcPr>
             <w:tcW w:type="dxa" w:w="1872"/>
@@ -128,15 +166,15 @@
             <w:r>
               <w:rPr>
                 <w:b/>
-                <w:sz w:val="23"/>
+                <w:sz w:val="28"/>
               </w:rPr>
-              <w:t>Age / Sex</w:t>
+              <w:t>Patient ID</w:t>
             </w:r>
           </w:p>
         </w:tc>
         <w:tc>
           <w:tcPr>
-            <w:tcW w:type="dxa" w:w="3528"/>
+            <w:tcW w:type="dxa" w:w="2645"/>
             <w:vAlign w:val="center"/>
           </w:tcPr>
           <w:p>
@@ -147,15 +185,20 @@
             <w:r>
               <w:rPr>
                 <w:b w:val="0"/>
-                <w:sz w:val="23"/>
+                <w:sz w:val="28"/>
               </w:rPr>
-              <w:t>{{age}} Y / F</w:t>
+              <w:t>{{patient_id}}</w:t>
             </w:r>
           </w:p>
         </w:tc>
+      </w:tr>
+      <w:tr>
+        <w:trPr>
+          <w:cantSplit/>
+        </w:trPr>
         <w:tc>
           <w:tcPr>
-            <w:tcW w:type="dxa" w:w="1656"/>
+            <w:tcW w:type="dxa" w:w="2376"/>
             <w:vAlign w:val="center"/>
           </w:tcPr>
           <w:p>
@@ -166,15 +209,15 @@
             <w:r>
               <w:rPr>
                 <w:b/>
-                <w:sz w:val="23"/>
+                <w:sz w:val="28"/>
               </w:rPr>
-              <w:t>Patient ID</w:t>
+              <w:t>Referred by</w:t>
             </w:r>
           </w:p>
         </w:tc>
         <w:tc>
           <w:tcPr>
-            <w:tcW w:type="dxa" w:w="3149"/>
+            <w:tcW w:type="dxa" w:w="3312"/>
             <w:vAlign w:val="center"/>
           </w:tcPr>
           <w:p>
@@ -185,17 +228,12 @@
             <w:r>
               <w:rPr>
                 <w:b w:val="0"/>
-                <w:sz w:val="23"/>
+                <w:sz w:val="28"/>
               </w:rPr>
-              <w:t>{{patient_id}}</w:t>
+              <w:t>{{ref_by}}</w:t>
             </w:r>
           </w:p>
         </w:tc>
-      </w:tr>
-      <w:tr>
-        <w:trPr>
-          <w:cantSplit/>
-        </w:trPr>
         <w:tc>
           <w:tcPr>
             <w:tcW w:type="dxa" w:w="1872"/>
@@ -209,15 +247,15 @@
             <w:r>
               <w:rPr>
                 <w:b/>
-                <w:sz w:val="23"/>
+                <w:sz w:val="28"/>
               </w:rPr>
-              <w:t>Referred by</w:t>
+              <w:t>LMP</w:t>
             </w:r>
           </w:p>
         </w:tc>
         <w:tc>
           <w:tcPr>
-            <w:tcW w:type="dxa" w:w="3528"/>
+            <w:tcW w:type="dxa" w:w="2645"/>
             <w:vAlign w:val="center"/>
           </w:tcPr>
           <w:p>
@@ -228,45 +266,7 @@
             <w:r>
               <w:rPr>
                 <w:b w:val="0"/>
-                <w:sz w:val="23"/>
-              </w:rPr>
-              <w:t>{{ref_by}}</w:t>
-            </w:r>
-          </w:p>
-        </w:tc>
-        <w:tc>
-          <w:tcPr>
-            <w:tcW w:type="dxa" w:w="1656"/>
-            <w:vAlign w:val="center"/>
-          </w:tcPr>
-          <w:p>
-            <w:pPr>
-              <w:keepNext/>
-              <w:spacing w:before="20" w:after="20"/>
-            </w:pPr>
-            <w:r>
-              <w:rPr>
-                <w:b/>
-                <w:sz w:val="23"/>
-              </w:rPr>
-              <w:t>LMP</w:t>
-            </w:r>
-          </w:p>
-        </w:tc>
-        <w:tc>
-          <w:tcPr>
-            <w:tcW w:type="dxa" w:w="3149"/>
-            <w:vAlign w:val="center"/>
-          </w:tcPr>
-          <w:p>
-            <w:pPr>
-              <w:keepNext/>
-              <w:spacing w:before="20" w:after="20"/>
-            </w:pPr>
-            <w:r>
-              <w:rPr>
-                <w:b w:val="0"/>
-                <w:sz w:val="23"/>
+                <w:sz w:val="28"/>
               </w:rPr>
               <w:t>{{lmp}}</w:t>
             </w:r>
@@ -279,7 +279,7 @@
         </w:trPr>
         <w:tc>
           <w:tcPr>
-            <w:tcW w:type="dxa" w:w="1872"/>
+            <w:tcW w:type="dxa" w:w="2376"/>
             <w:vAlign w:val="center"/>
           </w:tcPr>
           <w:p>
@@ -289,7 +289,7 @@
             <w:r>
               <w:rPr>
                 <w:b/>
-                <w:sz w:val="23"/>
+                <w:sz w:val="28"/>
               </w:rPr>
               <w:t>Clinical details</w:t>
             </w:r>
@@ -297,7 +297,7 @@
         </w:tc>
         <w:tc>
           <w:tcPr>
-            <w:tcW w:type="dxa" w:w="8333"/>
+            <w:tcW w:type="dxa" w:w="7829"/>
             <w:gridSpan w:val="3"/>
             <w:vAlign w:val="center"/>
           </w:tcPr>
@@ -308,7 +308,7 @@
             <w:r>
               <w:rPr>
                 <w:b w:val="0"/>
-                <w:sz w:val="23"/>
+                <w:sz w:val="28"/>
               </w:rPr>
               <w:t>{{clinical_details}}</w:t>
             </w:r>
@@ -346,7 +346,7 @@
             <w:r>
               <w:rPr>
                 <w:b/>
-                <w:sz w:val="26"/>
+                <w:sz w:val="28"/>
               </w:rPr>
               <w:t>Type of study:</w:t>
             </w:r>
@@ -363,7 +363,7 @@
             <w:r>
               <w:rPr>
                 <w:b w:val="0"/>
-                <w:sz w:val="26"/>
+                <w:sz w:val="28"/>
               </w:rPr>
               <w:t>Growth assessment and biophysical profile only.</w:t>
             </w:r>
@@ -385,7 +385,7 @@
             <w:r>
               <w:rPr>
                 <w:b/>
-                <w:sz w:val="26"/>
+                <w:sz w:val="28"/>
               </w:rPr>
               <w:t>Route:</w:t>
             </w:r>
@@ -402,7 +402,7 @@
             <w:r>
               <w:rPr>
                 <w:b w:val="0"/>
-                <w:sz w:val="26"/>
+                <w:sz w:val="28"/>
               </w:rPr>
               <w:t>Trans abdominal.</w:t>
             </w:r>
@@ -424,7 +424,7 @@
             <w:r>
               <w:rPr>
                 <w:b/>
-                <w:sz w:val="26"/>
+                <w:sz w:val="28"/>
               </w:rPr>
               <w:t>Foetus:</w:t>
             </w:r>
@@ -441,7 +441,7 @@
             <w:r>
               <w:rPr>
                 <w:b w:val="0"/>
-                <w:sz w:val="26"/>
+                <w:sz w:val="28"/>
               </w:rPr>
               <w:t>Single live foetus with cephalic presentation.</w:t>
             </w:r>
@@ -457,7 +457,7 @@
       <w:r>
         <w:rPr>
           <w:b/>
-          <w:sz w:val="26"/>
+          <w:sz w:val="28"/>
         </w:rPr>
         <w:t>GESTATIONAL AGE</w:t>
       </w:r>
@@ -491,7 +491,7 @@
             <w:r>
               <w:rPr>
                 <w:b/>
-                <w:sz w:val="23"/>
+                <w:sz w:val="28"/>
               </w:rPr>
               <w:t>Parameter</w:t>
             </w:r>
@@ -511,7 +511,7 @@
             <w:r>
               <w:rPr>
                 <w:b/>
-                <w:sz w:val="23"/>
+                <w:sz w:val="28"/>
               </w:rPr>
               <w:t>By scan</w:t>
             </w:r>
@@ -531,7 +531,7 @@
             <w:r>
               <w:rPr>
                 <w:b/>
-                <w:sz w:val="23"/>
+                <w:sz w:val="28"/>
               </w:rPr>
               <w:t>By LMP</w:t>
             </w:r>
@@ -555,7 +555,7 @@
             <w:r>
               <w:rPr>
                 <w:b/>
-                <w:sz w:val="23"/>
+                <w:sz w:val="28"/>
               </w:rPr>
               <w:t>Gestational age</w:t>
             </w:r>
@@ -575,7 +575,7 @@
             <w:r>
               <w:rPr>
                 <w:b w:val="0"/>
-                <w:sz w:val="23"/>
+                <w:sz w:val="28"/>
               </w:rPr>
               <w:t>{{aua_weeks}} weeks {{aua_days}} days</w:t>
             </w:r>
@@ -595,7 +595,7 @@
             <w:r>
               <w:rPr>
                 <w:b w:val="0"/>
-                <w:sz w:val="23"/>
+                <w:sz w:val="28"/>
               </w:rPr>
               <w:t>{{ga_lmp_weeks}} weeks {{ga_lmp_days}} days</w:t>
             </w:r>
@@ -618,7 +618,7 @@
             <w:r>
               <w:rPr>
                 <w:b/>
-                <w:sz w:val="23"/>
+                <w:sz w:val="28"/>
               </w:rPr>
               <w:t>EDD</w:t>
             </w:r>
@@ -637,7 +637,7 @@
             <w:r>
               <w:rPr>
                 <w:b w:val="0"/>
-                <w:sz w:val="23"/>
+                <w:sz w:val="28"/>
               </w:rPr>
               <w:t>{{edd_scan}}</w:t>
             </w:r>
@@ -656,7 +656,7 @@
             <w:r>
               <w:rPr>
                 <w:b w:val="0"/>
-                <w:sz w:val="23"/>
+                <w:sz w:val="28"/>
               </w:rPr>
               <w:t>{{edd_lmp}}</w:t>
             </w:r>
@@ -677,7 +677,7 @@
       <w:r>
         <w:rPr>
           <w:b/>
-          <w:sz w:val="26"/>
+          <w:sz w:val="28"/>
         </w:rPr>
         <w:t>BIOMETRIC MEASUREMENTS</w:t>
       </w:r>
@@ -690,10 +690,10 @@
         <w:tblLook w:firstColumn="1" w:firstRow="1" w:lastColumn="0" w:lastRow="0" w:noHBand="0" w:noVBand="1" w:val="04A0"/>
       </w:tblPr>
       <w:tblGrid>
-        <w:gridCol w:w="2808"/>
-        <w:gridCol w:w="2059"/>
-        <w:gridCol w:w="2808"/>
-        <w:gridCol w:w="2529"/>
+        <w:gridCol w:w="2520"/>
+        <w:gridCol w:w="2582"/>
+        <w:gridCol w:w="2520"/>
+        <w:gridCol w:w="2582"/>
       </w:tblGrid>
       <w:tr>
         <w:trPr>
@@ -701,7 +701,7 @@
         </w:trPr>
         <w:tc>
           <w:tcPr>
-            <w:tcW w:type="dxa" w:w="2808"/>
+            <w:tcW w:type="dxa" w:w="2520"/>
             <w:vAlign w:val="center"/>
           </w:tcPr>
           <w:p>
@@ -712,7 +712,7 @@
             <w:r>
               <w:rPr>
                 <w:b/>
-                <w:sz w:val="23"/>
+                <w:sz w:val="28"/>
               </w:rPr>
               <w:t>Parameter</w:t>
             </w:r>
@@ -720,7 +720,7 @@
         </w:tc>
         <w:tc>
           <w:tcPr>
-            <w:tcW w:type="dxa" w:w="2059"/>
+            <w:tcW w:type="dxa" w:w="2582"/>
             <w:vAlign w:val="center"/>
           </w:tcPr>
           <w:p>
@@ -732,7 +732,7 @@
             <w:r>
               <w:rPr>
                 <w:b/>
-                <w:sz w:val="23"/>
+                <w:sz w:val="28"/>
               </w:rPr>
               <w:t>Value</w:t>
             </w:r>
@@ -740,7 +740,7 @@
         </w:tc>
         <w:tc>
           <w:tcPr>
-            <w:tcW w:type="dxa" w:w="2808"/>
+            <w:tcW w:type="dxa" w:w="2520"/>
             <w:vAlign w:val="center"/>
           </w:tcPr>
           <w:p>
@@ -752,7 +752,7 @@
             <w:r>
               <w:rPr>
                 <w:b/>
-                <w:sz w:val="23"/>
+                <w:sz w:val="28"/>
               </w:rPr>
               <w:t>Parameter</w:t>
             </w:r>
@@ -760,7 +760,7 @@
         </w:tc>
         <w:tc>
           <w:tcPr>
-            <w:tcW w:type="dxa" w:w="2530"/>
+            <w:tcW w:type="dxa" w:w="2582"/>
             <w:vAlign w:val="center"/>
           </w:tcPr>
           <w:p>
@@ -772,7 +772,7 @@
             <w:r>
               <w:rPr>
                 <w:b/>
-                <w:sz w:val="23"/>
+                <w:sz w:val="28"/>
               </w:rPr>
               <w:t>Value</w:t>
             </w:r>
@@ -785,7 +785,7 @@
         </w:trPr>
         <w:tc>
           <w:tcPr>
-            <w:tcW w:type="dxa" w:w="2808"/>
+            <w:tcW w:type="dxa" w:w="2520"/>
             <w:vAlign w:val="center"/>
           </w:tcPr>
           <w:p>
@@ -796,7 +796,7 @@
             <w:r>
               <w:rPr>
                 <w:b/>
-                <w:sz w:val="23"/>
+                <w:sz w:val="28"/>
               </w:rPr>
               <w:t>BPD</w:t>
             </w:r>
@@ -804,7 +804,7 @@
         </w:tc>
         <w:tc>
           <w:tcPr>
-            <w:tcW w:type="dxa" w:w="2059"/>
+            <w:tcW w:type="dxa" w:w="2582"/>
             <w:vAlign w:val="center"/>
           </w:tcPr>
           <w:p>
@@ -816,7 +816,7 @@
             <w:r>
               <w:rPr>
                 <w:b w:val="0"/>
-                <w:sz w:val="23"/>
+                <w:sz w:val="28"/>
               </w:rPr>
               <w:t>{{bpd}} cm</w:t>
             </w:r>
@@ -824,7 +824,7 @@
         </w:tc>
         <w:tc>
           <w:tcPr>
-            <w:tcW w:type="dxa" w:w="2808"/>
+            <w:tcW w:type="dxa" w:w="2520"/>
             <w:vAlign w:val="center"/>
           </w:tcPr>
           <w:p>
@@ -835,7 +835,7 @@
             <w:r>
               <w:rPr>
                 <w:b/>
-                <w:sz w:val="23"/>
+                <w:sz w:val="28"/>
               </w:rPr>
               <w:t>HC</w:t>
             </w:r>
@@ -843,7 +843,7 @@
         </w:tc>
         <w:tc>
           <w:tcPr>
-            <w:tcW w:type="dxa" w:w="2530"/>
+            <w:tcW w:type="dxa" w:w="2582"/>
             <w:vAlign w:val="center"/>
           </w:tcPr>
           <w:p>
@@ -855,7 +855,7 @@
             <w:r>
               <w:rPr>
                 <w:b w:val="0"/>
-                <w:sz w:val="23"/>
+                <w:sz w:val="28"/>
               </w:rPr>
               <w:t>{{hc}} cm</w:t>
             </w:r>
@@ -868,7 +868,7 @@
         </w:trPr>
         <w:tc>
           <w:tcPr>
-            <w:tcW w:type="dxa" w:w="2808"/>
+            <w:tcW w:type="dxa" w:w="2520"/>
             <w:vAlign w:val="center"/>
           </w:tcPr>
           <w:p>
@@ -879,7 +879,7 @@
             <w:r>
               <w:rPr>
                 <w:b/>
-                <w:sz w:val="23"/>
+                <w:sz w:val="28"/>
               </w:rPr>
               <w:t>AC</w:t>
             </w:r>
@@ -887,7 +887,7 @@
         </w:tc>
         <w:tc>
           <w:tcPr>
-            <w:tcW w:type="dxa" w:w="2059"/>
+            <w:tcW w:type="dxa" w:w="2582"/>
             <w:vAlign w:val="center"/>
           </w:tcPr>
           <w:p>
@@ -899,7 +899,7 @@
             <w:r>
               <w:rPr>
                 <w:b w:val="0"/>
-                <w:sz w:val="23"/>
+                <w:sz w:val="28"/>
               </w:rPr>
               <w:t>{{ac}} cm</w:t>
             </w:r>
@@ -907,7 +907,7 @@
         </w:tc>
         <w:tc>
           <w:tcPr>
-            <w:tcW w:type="dxa" w:w="2808"/>
+            <w:tcW w:type="dxa" w:w="2520"/>
             <w:vAlign w:val="center"/>
           </w:tcPr>
           <w:p>
@@ -918,7 +918,7 @@
             <w:r>
               <w:rPr>
                 <w:b/>
-                <w:sz w:val="23"/>
+                <w:sz w:val="28"/>
               </w:rPr>
               <w:t>FL</w:t>
             </w:r>
@@ -926,7 +926,7 @@
         </w:tc>
         <w:tc>
           <w:tcPr>
-            <w:tcW w:type="dxa" w:w="2530"/>
+            <w:tcW w:type="dxa" w:w="2582"/>
             <w:vAlign w:val="center"/>
           </w:tcPr>
           <w:p>
@@ -938,7 +938,7 @@
             <w:r>
               <w:rPr>
                 <w:b w:val="0"/>
-                <w:sz w:val="23"/>
+                <w:sz w:val="28"/>
               </w:rPr>
               <w:t>{{fl}} cm</w:t>
             </w:r>
@@ -951,7 +951,7 @@
         </w:trPr>
         <w:tc>
           <w:tcPr>
-            <w:tcW w:type="dxa" w:w="2808"/>
+            <w:tcW w:type="dxa" w:w="2520"/>
             <w:vAlign w:val="center"/>
           </w:tcPr>
           <w:p>
@@ -962,7 +962,7 @@
             <w:r>
               <w:rPr>
                 <w:b/>
-                <w:sz w:val="23"/>
+                <w:sz w:val="28"/>
               </w:rPr>
               <w:t>EFW</w:t>
             </w:r>
@@ -970,7 +970,7 @@
         </w:tc>
         <w:tc>
           <w:tcPr>
-            <w:tcW w:type="dxa" w:w="2059"/>
+            <w:tcW w:type="dxa" w:w="2582"/>
             <w:vAlign w:val="center"/>
           </w:tcPr>
           <w:p>
@@ -982,15 +982,15 @@
             <w:r>
               <w:rPr>
                 <w:b w:val="0"/>
-                <w:sz w:val="23"/>
+                <w:sz w:val="28"/>
               </w:rPr>
-              <w:t>{{efw}} g +/- {{efw_error}} g</w:t>
+              <w:t>{{efw}} g ± {{efw_error}} g</w:t>
             </w:r>
           </w:p>
         </w:tc>
         <w:tc>
           <w:tcPr>
-            <w:tcW w:type="dxa" w:w="2808"/>
+            <w:tcW w:type="dxa" w:w="2520"/>
             <w:vAlign w:val="center"/>
           </w:tcPr>
           <w:p>
@@ -1001,7 +1001,7 @@
             <w:r>
               <w:rPr>
                 <w:b/>
-                <w:sz w:val="23"/>
+                <w:sz w:val="28"/>
               </w:rPr>
               <w:t>Foetal heart rate</w:t>
             </w:r>
@@ -1009,7 +1009,7 @@
         </w:tc>
         <w:tc>
           <w:tcPr>
-            <w:tcW w:type="dxa" w:w="2530"/>
+            <w:tcW w:type="dxa" w:w="2582"/>
             <w:vAlign w:val="center"/>
           </w:tcPr>
           <w:p>
@@ -1021,7 +1021,7 @@
             <w:r>
               <w:rPr>
                 <w:b w:val="0"/>
-                <w:sz w:val="23"/>
+                <w:sz w:val="28"/>
               </w:rPr>
               <w:t>{{fhr}} BPM</w:t>
             </w:r>
@@ -1034,7 +1034,7 @@
         </w:trPr>
         <w:tc>
           <w:tcPr>
-            <w:tcW w:type="dxa" w:w="2808"/>
+            <w:tcW w:type="dxa" w:w="2520"/>
             <w:vAlign w:val="center"/>
           </w:tcPr>
           <w:p>
@@ -1044,7 +1044,7 @@
             <w:r>
               <w:rPr>
                 <w:b/>
-                <w:sz w:val="23"/>
+                <w:sz w:val="28"/>
               </w:rPr>
               <w:t>AFI</w:t>
             </w:r>
@@ -1052,7 +1052,7 @@
         </w:tc>
         <w:tc>
           <w:tcPr>
-            <w:tcW w:type="dxa" w:w="2059"/>
+            <w:tcW w:type="dxa" w:w="2582"/>
             <w:vAlign w:val="center"/>
           </w:tcPr>
           <w:p>
@@ -1063,7 +1063,7 @@
             <w:r>
               <w:rPr>
                 <w:b w:val="0"/>
-                <w:sz w:val="23"/>
+                <w:sz w:val="28"/>
               </w:rPr>
               <w:t>{{afi}} cm</w:t>
             </w:r>
@@ -1071,7 +1071,7 @@
         </w:tc>
         <w:tc>
           <w:tcPr>
-            <w:tcW w:type="dxa" w:w="2808"/>
+            <w:tcW w:type="dxa" w:w="2520"/>
             <w:vAlign w:val="center"/>
           </w:tcPr>
           <w:p>
@@ -1081,14 +1081,14 @@
             <w:r>
               <w:rPr>
                 <w:b/>
-                <w:sz w:val="23"/>
+                <w:sz w:val="28"/>
               </w:rPr>
             </w:r>
           </w:p>
         </w:tc>
         <w:tc>
           <w:tcPr>
-            <w:tcW w:type="dxa" w:w="2530"/>
+            <w:tcW w:type="dxa" w:w="2582"/>
             <w:vAlign w:val="center"/>
           </w:tcPr>
           <w:p>
@@ -1099,7 +1099,7 @@
             <w:r>
               <w:rPr>
                 <w:b w:val="0"/>
-                <w:sz w:val="23"/>
+                <w:sz w:val="28"/>
               </w:rPr>
             </w:r>
           </w:p>
@@ -1119,7 +1119,7 @@
       <w:r>
         <w:rPr>
           <w:b/>
-          <w:sz w:val="26"/>
+          <w:sz w:val="28"/>
         </w:rPr>
         <w:t>FINDINGS</w:t>
       </w:r>
@@ -1149,7 +1149,7 @@
             <w:r>
               <w:rPr>
                 <w:b/>
-                <w:sz w:val="26"/>
+                <w:sz w:val="28"/>
               </w:rPr>
               <w:t>Biophysical profile:</w:t>
             </w:r>
@@ -1166,7 +1166,7 @@
             <w:r>
               <w:rPr>
                 <w:b w:val="0"/>
-                <w:sz w:val="26"/>
+                <w:sz w:val="28"/>
               </w:rPr>
               <w:t>Foetal maturity: femoral ossification centre noted and tibial appearing.</w:t>
             </w:r>
@@ -1178,7 +1178,7 @@
             <w:r>
               <w:rPr>
                 <w:b w:val="0"/>
-                <w:sz w:val="26"/>
+                <w:sz w:val="28"/>
               </w:rPr>
               <w:t>Foetal tone and movements are good.</w:t>
             </w:r>
@@ -1190,7 +1190,7 @@
             <w:r>
               <w:rPr>
                 <w:b w:val="0"/>
-                <w:sz w:val="26"/>
+                <w:sz w:val="28"/>
               </w:rPr>
               <w:t>Foetal breathing movements good.</w:t>
             </w:r>
@@ -1202,7 +1202,7 @@
             <w:r>
               <w:rPr>
                 <w:b w:val="0"/>
-                <w:sz w:val="26"/>
+                <w:sz w:val="28"/>
               </w:rPr>
               <w:t>Foetal cardiac activity good. FHR: {{fhr}} BPM.</w:t>
             </w:r>
@@ -1214,7 +1214,7 @@
             <w:r>
               <w:rPr>
                 <w:b w:val="0"/>
-                <w:sz w:val="26"/>
+                <w:sz w:val="28"/>
               </w:rPr>
               <w:t>U/S biophysical scoring 8/8.</w:t>
             </w:r>
@@ -1236,7 +1236,7 @@
             <w:r>
               <w:rPr>
                 <w:b/>
-                <w:sz w:val="26"/>
+                <w:sz w:val="28"/>
               </w:rPr>
               <w:t>Liquor:</w:t>
             </w:r>
@@ -1253,7 +1253,7 @@
             <w:r>
               <w:rPr>
                 <w:b w:val="0"/>
-                <w:sz w:val="26"/>
+                <w:sz w:val="28"/>
               </w:rPr>
               <w:t>AFI: {{afi}} cm.</w:t>
             </w:r>
@@ -1275,7 +1275,7 @@
             <w:r>
               <w:rPr>
                 <w:b/>
-                <w:sz w:val="26"/>
+                <w:sz w:val="28"/>
               </w:rPr>
               <w:t>Placenta:</w:t>
             </w:r>
@@ -1292,7 +1292,7 @@
             <w:r>
               <w:rPr>
                 <w:b w:val="0"/>
-                <w:sz w:val="26"/>
+                <w:sz w:val="28"/>
               </w:rPr>
               <w:t>Located in posterior, grade 3. Lower limit of placenta situated well away from the internal OS.</w:t>
             </w:r>
@@ -1314,7 +1314,7 @@
             <w:r>
               <w:rPr>
                 <w:b/>
-                <w:sz w:val="26"/>
+                <w:sz w:val="28"/>
               </w:rPr>
               <w:t>Cervix:</w:t>
             </w:r>
@@ -1331,7 +1331,7 @@
             <w:r>
               <w:rPr>
                 <w:b w:val="0"/>
-                <w:sz w:val="26"/>
+                <w:sz w:val="28"/>
               </w:rPr>
               <w:t>Visualized cervix measuring {{cervix_length}} cm.</w:t>
             </w:r>
@@ -1353,7 +1353,7 @@
             <w:r>
               <w:rPr>
                 <w:b/>
-                <w:sz w:val="26"/>
+                <w:sz w:val="28"/>
               </w:rPr>
               <w:t>Umbilical cord:</w:t>
             </w:r>
@@ -1370,7 +1370,7 @@
             <w:r>
               <w:rPr>
                 <w:b w:val="0"/>
-                <w:sz w:val="26"/>
+                <w:sz w:val="28"/>
               </w:rPr>
               <w:t>No E/O cord around the neck noted at the time of scanning.</w:t>
             </w:r>
@@ -1386,7 +1386,7 @@
       <w:r>
         <w:rPr>
           <w:b/>
-          <w:sz w:val="26"/>
+          <w:sz w:val="28"/>
         </w:rPr>
         <w:t>DOPPLER STUDY</w:t>
       </w:r>
@@ -1419,7 +1419,7 @@
             <w:r>
               <w:rPr>
                 <w:b/>
-                <w:sz w:val="23"/>
+                <w:sz w:val="28"/>
               </w:rPr>
               <w:t>Artery</w:t>
             </w:r>
@@ -1439,7 +1439,7 @@
             <w:r>
               <w:rPr>
                 <w:b/>
-                <w:sz w:val="23"/>
+                <w:sz w:val="28"/>
               </w:rPr>
               <w:t>PI</w:t>
             </w:r>
@@ -1463,7 +1463,7 @@
             <w:r>
               <w:rPr>
                 <w:b/>
-                <w:sz w:val="23"/>
+                <w:sz w:val="28"/>
               </w:rPr>
               <w:t>Right uterine artery</w:t>
             </w:r>
@@ -1483,7 +1483,7 @@
             <w:r>
               <w:rPr>
                 <w:b w:val="0"/>
-                <w:sz w:val="23"/>
+                <w:sz w:val="28"/>
               </w:rPr>
               <w:t>{{doppler_right_pi}}</w:t>
             </w:r>
@@ -1507,7 +1507,7 @@
             <w:r>
               <w:rPr>
                 <w:b/>
-                <w:sz w:val="23"/>
+                <w:sz w:val="28"/>
               </w:rPr>
               <w:t>Left uterine artery</w:t>
             </w:r>
@@ -1527,7 +1527,7 @@
             <w:r>
               <w:rPr>
                 <w:b w:val="0"/>
-                <w:sz w:val="23"/>
+                <w:sz w:val="28"/>
               </w:rPr>
               <w:t>{{doppler_left_pi}}</w:t>
             </w:r>
@@ -1551,7 +1551,7 @@
             <w:r>
               <w:rPr>
                 <w:b/>
-                <w:sz w:val="23"/>
+                <w:sz w:val="28"/>
               </w:rPr>
               <w:t>Umbilical artery</w:t>
             </w:r>
@@ -1571,7 +1571,7 @@
             <w:r>
               <w:rPr>
                 <w:b w:val="0"/>
-                <w:sz w:val="23"/>
+                <w:sz w:val="28"/>
               </w:rPr>
               <w:t>{{doppler_umbilical_pi}}</w:t>
             </w:r>
@@ -1595,7 +1595,7 @@
             <w:r>
               <w:rPr>
                 <w:b/>
-                <w:sz w:val="23"/>
+                <w:sz w:val="28"/>
               </w:rPr>
               <w:t>MCA flow</w:t>
             </w:r>
@@ -1615,7 +1615,7 @@
             <w:r>
               <w:rPr>
                 <w:b w:val="0"/>
-                <w:sz w:val="23"/>
+                <w:sz w:val="28"/>
               </w:rPr>
               <w:t>{{doppler_mca_pi}}</w:t>
             </w:r>
@@ -1638,7 +1638,7 @@
             <w:r>
               <w:rPr>
                 <w:b/>
-                <w:sz w:val="23"/>
+                <w:sz w:val="28"/>
               </w:rPr>
               <w:t>CPR</w:t>
             </w:r>
@@ -1657,7 +1657,7 @@
             <w:r>
               <w:rPr>
                 <w:b w:val="0"/>
-                <w:sz w:val="23"/>
+                <w:sz w:val="28"/>
               </w:rPr>
               <w:t>{{cpr}}</w:t>
             </w:r>
@@ -1678,7 +1678,7 @@
       <w:r>
         <w:rPr>
           <w:b/>
-          <w:sz w:val="26"/>
+          <w:sz w:val="28"/>
         </w:rPr>
         <w:t>IMPRESSION</w:t>
       </w:r>
@@ -1712,7 +1712,7 @@
       <w:r>
         <w:rPr>
           <w:b/>
-          <w:sz w:val="20"/>
+          <w:sz w:val="22"/>
         </w:rPr>
         <w:t>Note:</w:t>
       </w:r>
@@ -1721,7 +1721,7 @@
       </w:r>
       <w:r>
         <w:rPr>
-          <w:sz w:val="20"/>
+          <w:sz w:val="22"/>
         </w:rPr>
         <w:t>Foetal anatomy (limbs, spine, cardiac, etc.) can't be made out in detail at this stage due to advanced gestational age and unaccommodating foetal position; the ideal time to study the foetal anatomy is 20 to 22 weeks. This has been explained to the patient and attendant.</w:t>
       </w:r>
@@ -1730,7 +1730,7 @@
       </w:r>
       <w:r>
         <w:rPr>
-          <w:sz w:val="20"/>
+          <w:sz w:val="22"/>
         </w:rPr>
         <w:t># All congenital anomalies can't be detected by antenatal ultrasound.</w:t>
       </w:r>
@@ -1743,7 +1743,7 @@
       <w:r>
         <w:rPr>
           <w:b/>
-          <w:sz w:val="20"/>
+          <w:sz w:val="22"/>
         </w:rPr>
         <w:t>DECLARATION OF DOCTOR/PERSON CONDUCTING ULTRASONOGRAPHY / IMAGE SCANNING</w:t>
       </w:r>
@@ -1755,7 +1755,7 @@
       </w:pPr>
       <w:r>
         <w:rPr>
-          <w:sz w:val="20"/>
+          <w:sz w:val="22"/>
         </w:rPr>
         <w:t>I, {{doctor_name}}, declare that while conducting ultrasonography / image scanning on Mrs. {{patient_name}}, I have neither detected nor disclosed the sex of her foetus to anybody in any manner.</w:t>
       </w:r>
@@ -2199,7 +2199,7 @@
     </w:pPr>
     <w:rPr>
       <w:rFonts w:ascii="Calibri" w:hAnsi="Calibri" w:eastAsia="Calibri"/>
-      <w:sz w:val="26"/>
+      <w:sz w:val="28"/>
     </w:rPr>
   </w:style>
   <w:style w:type="paragraph" w:styleId="Header">
